--- a/Source-E5.docx
+++ b/Source-E5.docx
@@ -153,7 +153,23 @@
           </w:tcPr>
           <w:p>
             <w:r>
-              <w:t>Grosse entreprise de conseil et d’audit l’article a été écrit pas Stéphane Villard Responsable de Techologie,  Médias , Télécommunication depuis plus de 20 ans</w:t>
+              <w:t xml:space="preserve">Grosse entreprise de conseil et d’audit l’article a été écrit </w:t>
+            </w:r>
+            <w:proofErr w:type="spellStart"/>
+            <w:r>
+              <w:t>pas</w:t>
+            </w:r>
+            <w:proofErr w:type="spellEnd"/>
+            <w:r>
+              <w:t xml:space="preserve"> Stéphane Villard Responsable de </w:t>
+            </w:r>
+            <w:proofErr w:type="spellStart"/>
+            <w:r>
+              <w:t>Techologie</w:t>
+            </w:r>
+            <w:proofErr w:type="spellEnd"/>
+            <w:r>
+              <w:t>,  Médias , Télécommunication depuis plus de 20 ans</w:t>
             </w:r>
           </w:p>
         </w:tc>
@@ -208,7 +224,15 @@
           </w:p>
           <w:p>
             <w:r>
-              <w:t>Même si c’est un étudiant on voit qu’il est conscencieux dans son article car il utilise un vocabulaire assez technique et qu’il met des bouts de codes pour appuyer ces propos et est créateur d’un projet spécifique à l’IA comme on peut le voir dans son portfolio</w:t>
+              <w:t xml:space="preserve">Même si c’est un étudiant on voit qu’il est </w:t>
+            </w:r>
+            <w:proofErr w:type="spellStart"/>
+            <w:r>
+              <w:t>conscencieux</w:t>
+            </w:r>
+            <w:proofErr w:type="spellEnd"/>
+            <w:r>
+              <w:t xml:space="preserve"> dans son article car il utilise un vocabulaire assez technique et qu’il met des bouts de codes pour appuyer ces propos et est créateur d’un projet spécifique à l’IA comme on peut le voir dans son portfolio</w:t>
             </w:r>
           </w:p>
         </w:tc>
@@ -317,10 +341,10 @@
         <w:tblLook w:val="04A0" w:firstRow="1" w:lastRow="0" w:firstColumn="1" w:lastColumn="0" w:noHBand="0" w:noVBand="1"/>
       </w:tblPr>
       <w:tblGrid>
-        <w:gridCol w:w="1702"/>
-        <w:gridCol w:w="1270"/>
-        <w:gridCol w:w="4675"/>
-        <w:gridCol w:w="1415"/>
+        <w:gridCol w:w="1405"/>
+        <w:gridCol w:w="1060"/>
+        <w:gridCol w:w="3785"/>
+        <w:gridCol w:w="2812"/>
       </w:tblGrid>
       <w:tr>
         <w:tc>
@@ -399,7 +423,11 @@
           <w:tcPr>
             <w:tcW w:w="2266" w:type="dxa"/>
           </w:tcPr>
-          <w:p/>
+          <w:p>
+            <w:r>
+              <w:t>Article publié sur l’espace presse officielle de SAP , leaders mondiaux des logiciels d’entreprises .</w:t>
+            </w:r>
+          </w:p>
         </w:tc>
       </w:tr>
       <w:tr>
@@ -479,7 +507,20 @@
           <w:tcPr>
             <w:tcW w:w="2266" w:type="dxa"/>
           </w:tcPr>
-          <w:p/>
+          <w:p>
+            <w:r>
+              <w:t>PwC</w:t>
+            </w:r>
+            <w:r>
+              <w:t>(</w:t>
+            </w:r>
+            <w:r>
+              <w:t>PricewaterhouseCoopers</w:t>
+            </w:r>
+            <w:r>
+              <w:t>) , l’un des 4 plus grands cabinets d’audit et de conseil du monde</w:t>
+            </w:r>
+          </w:p>
         </w:tc>
       </w:tr>
       <w:tr>
@@ -489,11 +530,11 @@
           </w:tcPr>
           <w:p>
             <w:r>
-              <w:t xml:space="preserve">Cloud souverain : pourquoi l'autonomie technologique totale est une illusion </w:t>
+              <w:t xml:space="preserve">Cloud souverain : pourquoi l'autonomie </w:t>
             </w:r>
             <w:r>
               <w:lastRenderedPageBreak/>
-              <w:t>selon Capgemini</w:t>
+              <w:t>technologique totale est une illusion selon Capgemini</w:t>
             </w:r>
           </w:p>
         </w:tc>
@@ -513,7 +554,7 @@
             <w:tcW w:w="2266" w:type="dxa"/>
           </w:tcPr>
           <w:p>
-            <w:hyperlink r:id="rId5" w:tgtFrame="_blank" w:history="1">
+            <w:hyperlink r:id="rId6" w:tgtFrame="_blank" w:history="1">
               <w:r>
                 <w:rPr>
                   <w:rStyle w:val="Lienhypertexte"/>
@@ -527,7 +568,23 @@
           <w:tcPr>
             <w:tcW w:w="2266" w:type="dxa"/>
           </w:tcPr>
-          <w:p/>
+          <w:p>
+            <w:r>
+              <w:t xml:space="preserve">Article du journal </w:t>
+            </w:r>
+            <w:proofErr w:type="spellStart"/>
+            <w:r>
+              <w:t>ZDNet</w:t>
+            </w:r>
+            <w:proofErr w:type="spellEnd"/>
+            <w:r>
+              <w:t xml:space="preserve"> journal reconnu dans le monde de l’informatique spécialisée uniquement dans l’informatique et </w:t>
+            </w:r>
+            <w:r>
+              <w:lastRenderedPageBreak/>
+              <w:t>les nouvelles technologiques</w:t>
+            </w:r>
+          </w:p>
         </w:tc>
       </w:tr>
     </w:tbl>
@@ -541,19 +598,19 @@
     <w:tbl>
       <w:tblPr>
         <w:tblStyle w:val="Grilledutableau"/>
-        <w:tblW w:w="0" w:type="auto"/>
+        <w:tblW w:w="9209" w:type="dxa"/>
         <w:tblLook w:val="04A0" w:firstRow="1" w:lastRow="0" w:firstColumn="1" w:lastColumn="0" w:noHBand="0" w:noVBand="1"/>
       </w:tblPr>
       <w:tblGrid>
-        <w:gridCol w:w="1850"/>
-        <w:gridCol w:w="1424"/>
-        <w:gridCol w:w="4046"/>
-        <w:gridCol w:w="1742"/>
+        <w:gridCol w:w="1595"/>
+        <w:gridCol w:w="905"/>
+        <w:gridCol w:w="5249"/>
+        <w:gridCol w:w="1807"/>
       </w:tblGrid>
       <w:tr>
         <w:tc>
           <w:tcPr>
-            <w:tcW w:w="1850" w:type="dxa"/>
+            <w:tcW w:w="1568" w:type="dxa"/>
           </w:tcPr>
           <w:p>
             <w:r>
@@ -563,7 +620,7 @@
         </w:tc>
         <w:tc>
           <w:tcPr>
-            <w:tcW w:w="1424" w:type="dxa"/>
+            <w:tcW w:w="891" w:type="dxa"/>
           </w:tcPr>
           <w:p>
             <w:r>
@@ -573,7 +630,7 @@
         </w:tc>
         <w:tc>
           <w:tcPr>
-            <w:tcW w:w="4046" w:type="dxa"/>
+            <w:tcW w:w="5147" w:type="dxa"/>
           </w:tcPr>
           <w:p>
             <w:r>
@@ -583,7 +640,7 @@
         </w:tc>
         <w:tc>
           <w:tcPr>
-            <w:tcW w:w="1742" w:type="dxa"/>
+            <w:tcW w:w="1603" w:type="dxa"/>
           </w:tcPr>
           <w:p>
             <w:r>
@@ -595,7 +652,7 @@
       <w:tr>
         <w:tc>
           <w:tcPr>
-            <w:tcW w:w="1850" w:type="dxa"/>
+            <w:tcW w:w="1568" w:type="dxa"/>
           </w:tcPr>
           <w:p>
             <w:pPr>
@@ -613,7 +670,7 @@
         </w:tc>
         <w:tc>
           <w:tcPr>
-            <w:tcW w:w="1424" w:type="dxa"/>
+            <w:tcW w:w="891" w:type="dxa"/>
           </w:tcPr>
           <w:p>
             <w:r>
@@ -623,7 +680,42 @@
         </w:tc>
         <w:tc>
           <w:tcPr>
-            <w:tcW w:w="4046" w:type="dxa"/>
+            <w:tcW w:w="5147" w:type="dxa"/>
+          </w:tcPr>
+          <w:p>
+            <w:r>
+              <w:t>https://docs.aws.amazon.com/fr_fr/prescriptive-guidance/latest/agentic-ai-serverless/designing-serverless-ai-architectures.html</w:t>
+            </w:r>
+          </w:p>
+        </w:tc>
+        <w:tc>
+          <w:tcPr>
+            <w:tcW w:w="1603" w:type="dxa"/>
+          </w:tcPr>
+          <w:p>
+            <w:r>
+              <w:t>L'article provient directement d'Amazon Web Services (AWS)</w:t>
+            </w:r>
+          </w:p>
+          <w:p>
+            <w:r>
+              <w:t>L</w:t>
+            </w:r>
+            <w:r>
+              <w:t xml:space="preserve">e leader mondial du Cloud </w:t>
+            </w:r>
+            <w:proofErr w:type="spellStart"/>
+            <w:r>
+              <w:t>Computing</w:t>
+            </w:r>
+            <w:proofErr w:type="spellEnd"/>
+          </w:p>
+        </w:tc>
+      </w:tr>
+      <w:tr>
+        <w:tc>
+          <w:tcPr>
+            <w:tcW w:w="1568" w:type="dxa"/>
           </w:tcPr>
           <w:p>
             <w:pPr>
@@ -635,13 +727,23 @@
               <w:rPr>
                 <w:lang w:val="en-US"/>
               </w:rPr>
-              <w:t>docs.aws.amazon.com/.../designing-serverless-ai-architectures.html</w:t>
-            </w:r>
-          </w:p>
-        </w:tc>
-        <w:tc>
-          <w:tcPr>
-            <w:tcW w:w="1742" w:type="dxa"/>
+              <w:t>New Relic AI Impact Report 2026: How AIOps is Solving the "Firefighting" Crisis</w:t>
+            </w:r>
+          </w:p>
+        </w:tc>
+        <w:tc>
+          <w:tcPr>
+            <w:tcW w:w="891" w:type="dxa"/>
+          </w:tcPr>
+          <w:p>
+            <w:r>
+              <w:t>26 janvier 2026</w:t>
+            </w:r>
+          </w:p>
+        </w:tc>
+        <w:tc>
+          <w:tcPr>
+            <w:tcW w:w="5147" w:type="dxa"/>
           </w:tcPr>
           <w:p>
             <w:pPr>
@@ -649,13 +751,36 @@
                 <w:lang w:val="en-US"/>
               </w:rPr>
             </w:pPr>
+            <w:r>
+              <w:rPr>
+                <w:lang w:val="en-US"/>
+              </w:rPr>
+              <w:t>newrelic.com/blog/ai/new-relic-ai-impact-report-2026</w:t>
+            </w:r>
+          </w:p>
+        </w:tc>
+        <w:tc>
+          <w:tcPr>
+            <w:tcW w:w="1603" w:type="dxa"/>
+          </w:tcPr>
+          <w:p>
+            <w:r>
+              <w:t xml:space="preserve">New Relic est l'un des leaders mondiaux du monitoring et de l'observabilité (APM - </w:t>
+            </w:r>
+            <w:r>
+              <w:rPr>
+                <w:i/>
+                <w:iCs/>
+              </w:rPr>
+              <w:t>Application Performance Monitoring</w:t>
+            </w:r>
           </w:p>
         </w:tc>
       </w:tr>
       <w:tr>
         <w:tc>
           <w:tcPr>
-            <w:tcW w:w="1850" w:type="dxa"/>
+            <w:tcW w:w="1568" w:type="dxa"/>
           </w:tcPr>
           <w:p>
             <w:pPr>
@@ -667,73 +792,13 @@
               <w:rPr>
                 <w:lang w:val="en-US"/>
               </w:rPr>
-              <w:t>New Relic AI Impact Report 2026: How AIOps is Solving the "Firefighting" Crisis</w:t>
-            </w:r>
-          </w:p>
-        </w:tc>
-        <w:tc>
-          <w:tcPr>
-            <w:tcW w:w="1424" w:type="dxa"/>
-          </w:tcPr>
-          <w:p>
-            <w:r>
-              <w:t>26 janvier 2026</w:t>
-            </w:r>
-          </w:p>
-        </w:tc>
-        <w:tc>
-          <w:tcPr>
-            <w:tcW w:w="4046" w:type="dxa"/>
-          </w:tcPr>
-          <w:p>
-            <w:pPr>
-              <w:rPr>
-                <w:lang w:val="en-US"/>
-              </w:rPr>
-            </w:pPr>
-            <w:r>
-              <w:rPr>
-                <w:lang w:val="en-US"/>
-              </w:rPr>
-              <w:t>newrelic.com/blog/ai/new-relic-ai-impact-report-2026</w:t>
-            </w:r>
-          </w:p>
-        </w:tc>
-        <w:tc>
-          <w:tcPr>
-            <w:tcW w:w="1742" w:type="dxa"/>
-          </w:tcPr>
-          <w:p>
-            <w:pPr>
-              <w:rPr>
-                <w:lang w:val="en-US"/>
-              </w:rPr>
-            </w:pPr>
-          </w:p>
-        </w:tc>
-      </w:tr>
-      <w:tr>
-        <w:tc>
-          <w:tcPr>
-            <w:tcW w:w="1850" w:type="dxa"/>
-          </w:tcPr>
-          <w:p>
-            <w:pPr>
-              <w:rPr>
-                <w:lang w:val="en-US"/>
-              </w:rPr>
-            </w:pPr>
-            <w:r>
-              <w:rPr>
-                <w:lang w:val="en-US"/>
-              </w:rPr>
               <w:t>Get started with Serverless AI Chat using LlamaIndex - JavaScript on Azure</w:t>
             </w:r>
           </w:p>
         </w:tc>
         <w:tc>
           <w:tcPr>
-            <w:tcW w:w="1424" w:type="dxa"/>
+            <w:tcW w:w="891" w:type="dxa"/>
           </w:tcPr>
           <w:p>
             <w:r>
@@ -746,78 +811,39 @@
         </w:tc>
         <w:tc>
           <w:tcPr>
-            <w:tcW w:w="4046" w:type="dxa"/>
-          </w:tcPr>
-          <w:p>
-            <w:pPr>
-              <w:rPr>
-                <w:lang w:val="en-US"/>
-              </w:rPr>
-            </w:pPr>
-            <w:r>
-              <w:rPr>
-                <w:lang w:val="en-US"/>
-              </w:rPr>
+            <w:tcW w:w="5147" w:type="dxa"/>
+          </w:tcPr>
+          <w:p>
+            <w:r>
               <w:t>https://learn.microsoft.com/fr-fr/azure/developer/javascript/ai/get-started-app-chat-template-llamaindex?tabs=github-codespaces</w:t>
             </w:r>
           </w:p>
         </w:tc>
         <w:tc>
           <w:tcPr>
-            <w:tcW w:w="1742" w:type="dxa"/>
-          </w:tcPr>
-          <w:p>
-            <w:pPr>
-              <w:rPr>
-                <w:lang w:val="en-US"/>
-              </w:rPr>
-            </w:pPr>
+            <w:tcW w:w="1603" w:type="dxa"/>
+          </w:tcPr>
+          <w:p>
+            <w:r>
+              <w:t xml:space="preserve">L’article provient de Microsoft Learn, la plateforme de documentation et de formation </w:t>
+            </w:r>
+            <w:r>
+              <w:lastRenderedPageBreak/>
+              <w:t xml:space="preserve">officielle </w:t>
+            </w:r>
+            <w:r>
+              <w:t>de Microsoft l’un des leaders dans le domaine des nouvelles technologies</w:t>
+            </w:r>
           </w:p>
         </w:tc>
       </w:tr>
     </w:tbl>
-    <w:p>
-      <w:pPr>
-        <w:rPr>
-          <w:lang w:val="en-US"/>
-        </w:rPr>
-      </w:pPr>
-    </w:p>
-    <w:p>
-      <w:pPr>
-        <w:rPr>
-          <w:lang w:val="en-US"/>
-        </w:rPr>
-      </w:pPr>
-    </w:p>
-    <w:p>
-      <w:pPr>
-        <w:rPr>
-          <w:lang w:val="en-US"/>
-        </w:rPr>
-      </w:pPr>
-    </w:p>
-    <w:p>
-      <w:pPr>
-        <w:rPr>
-          <w:lang w:val="en-US"/>
-        </w:rPr>
-      </w:pPr>
-    </w:p>
-    <w:p>
-      <w:pPr>
-        <w:rPr>
-          <w:lang w:val="en-US"/>
-        </w:rPr>
-      </w:pPr>
-    </w:p>
-    <w:p>
-      <w:pPr>
-        <w:rPr>
-          <w:lang w:val="en-US"/>
-        </w:rPr>
-      </w:pPr>
-    </w:p>
+    <w:p/>
+    <w:p/>
+    <w:p/>
+    <w:p/>
+    <w:p/>
+    <w:p/>
     <w:sectPr>
       <w:pgSz w:w="11906" w:h="16838"/>
       <w:pgMar w:top="1417" w:right="1417" w:bottom="1417" w:left="1417" w:header="708" w:footer="708" w:gutter="0"/>
@@ -2259,4 +2285,16 @@
     </a:ext>
   </a:extLst>
 </a:theme>
+</file>
+
+<file path=customXml/item1.xml><?xml version="1.0" encoding="utf-8"?>
+<b:Sources xmlns:b="http://schemas.openxmlformats.org/officeDocument/2006/bibliography" xmlns="http://schemas.openxmlformats.org/officeDocument/2006/bibliography" SelectedStyle="\APASixthEditionOfficeOnline.xsl" StyleName="APA" Version="6"/>
+</file>
+
+<file path=customXml/itemProps1.xml><?xml version="1.0" encoding="utf-8"?>
+<ds:datastoreItem xmlns:ds="http://schemas.openxmlformats.org/officeDocument/2006/customXml" ds:itemID="{CF1C76AE-73D5-4258-996C-5402C7C7C99F}">
+  <ds:schemaRefs>
+    <ds:schemaRef ds:uri="http://schemas.openxmlformats.org/officeDocument/2006/bibliography"/>
+  </ds:schemaRefs>
+</ds:datastoreItem>
 </file>
--- a/Source-E5.docx
+++ b/Source-E5.docx
@@ -153,23 +153,7 @@
           </w:tcPr>
           <w:p>
             <w:r>
-              <w:t xml:space="preserve">Grosse entreprise de conseil et d’audit l’article a été écrit </w:t>
-            </w:r>
-            <w:proofErr w:type="spellStart"/>
-            <w:r>
-              <w:t>pas</w:t>
-            </w:r>
-            <w:proofErr w:type="spellEnd"/>
-            <w:r>
-              <w:t xml:space="preserve"> Stéphane Villard Responsable de </w:t>
-            </w:r>
-            <w:proofErr w:type="spellStart"/>
-            <w:r>
-              <w:t>Techologie</w:t>
-            </w:r>
-            <w:proofErr w:type="spellEnd"/>
-            <w:r>
-              <w:t>,  Médias , Télécommunication depuis plus de 20 ans</w:t>
+              <w:t>Grosse entreprise de conseil et d’audit l’article a été écrit pas Stéphane Villard Responsable de Techologie,  Médias , Télécommunication depuis plus de 20 ans</w:t>
             </w:r>
           </w:p>
         </w:tc>
@@ -224,15 +208,7 @@
           </w:p>
           <w:p>
             <w:r>
-              <w:t xml:space="preserve">Même si c’est un étudiant on voit qu’il est </w:t>
-            </w:r>
-            <w:proofErr w:type="spellStart"/>
-            <w:r>
-              <w:t>conscencieux</w:t>
-            </w:r>
-            <w:proofErr w:type="spellEnd"/>
-            <w:r>
-              <w:t xml:space="preserve"> dans son article car il utilise un vocabulaire assez technique et qu’il met des bouts de codes pour appuyer ces propos et est créateur d’un projet spécifique à l’IA comme on peut le voir dans son portfolio</w:t>
+              <w:t>Même si c’est un étudiant on voit qu’il est conscencieux dans son article car il utilise un vocabulaire assez technique et qu’il met des bouts de codes pour appuyer ces propos et est créateur d’un projet spécifique à l’IA comme on peut le voir dans son portfolio</w:t>
             </w:r>
           </w:p>
         </w:tc>
@@ -570,15 +546,7 @@
           </w:tcPr>
           <w:p>
             <w:r>
-              <w:t xml:space="preserve">Article du journal </w:t>
-            </w:r>
-            <w:proofErr w:type="spellStart"/>
-            <w:r>
-              <w:t>ZDNet</w:t>
-            </w:r>
-            <w:proofErr w:type="spellEnd"/>
-            <w:r>
-              <w:t xml:space="preserve"> journal reconnu dans le monde de l’informatique spécialisée uniquement dans l’informatique et </w:t>
+              <w:t xml:space="preserve">Article du journal ZDNet journal reconnu dans le monde de l’informatique spécialisée uniquement dans l’informatique et </w:t>
             </w:r>
             <w:r>
               <w:lastRenderedPageBreak/>
@@ -702,13 +670,8 @@
               <w:t>L</w:t>
             </w:r>
             <w:r>
-              <w:t xml:space="preserve">e leader mondial du Cloud </w:t>
-            </w:r>
-            <w:proofErr w:type="spellStart"/>
-            <w:r>
-              <w:t>Computing</w:t>
-            </w:r>
-            <w:proofErr w:type="spellEnd"/>
+              <w:t>e leader mondial du Cloud Computing</w:t>
+            </w:r>
           </w:p>
         </w:tc>
       </w:tr>
@@ -843,6 +806,247 @@
     <w:p/>
     <w:p/>
     <w:p/>
+    <w:p/>
+    <w:p/>
+    <w:p/>
+    <w:p/>
+    <w:p/>
+    <w:p/>
+    <w:p/>
+    <w:p/>
+    <w:p/>
+    <w:p/>
+    <w:p/>
+    <w:p/>
+    <w:p/>
+    <w:p/>
+    <w:p/>
+    <w:p/>
+    <w:p/>
+    <w:p/>
+    <w:p/>
+    <w:tbl>
+      <w:tblPr>
+        <w:tblStyle w:val="Grilledutableau"/>
+        <w:tblW w:w="10774" w:type="dxa"/>
+        <w:tblInd w:w="-998" w:type="dxa"/>
+        <w:tblLayout w:type="fixed"/>
+        <w:tblLook w:val="04A0" w:firstRow="1" w:lastRow="0" w:firstColumn="1" w:lastColumn="0" w:noHBand="0" w:noVBand="1"/>
+      </w:tblPr>
+      <w:tblGrid>
+        <w:gridCol w:w="2174"/>
+        <w:gridCol w:w="1323"/>
+        <w:gridCol w:w="190"/>
+        <w:gridCol w:w="5037"/>
+        <w:gridCol w:w="2050"/>
+      </w:tblGrid>
+      <w:tr>
+        <w:tc>
+          <w:tcPr>
+            <w:tcW w:w="2174" w:type="dxa"/>
+          </w:tcPr>
+          <w:p>
+            <w:r>
+              <w:lastRenderedPageBreak/>
+              <w:t>Titre</w:t>
+            </w:r>
+          </w:p>
+        </w:tc>
+        <w:tc>
+          <w:tcPr>
+            <w:tcW w:w="1323" w:type="dxa"/>
+          </w:tcPr>
+          <w:p>
+            <w:r>
+              <w:t>Date</w:t>
+            </w:r>
+          </w:p>
+        </w:tc>
+        <w:tc>
+          <w:tcPr>
+            <w:tcW w:w="5227" w:type="dxa"/>
+            <w:gridSpan w:val="2"/>
+          </w:tcPr>
+          <w:p>
+            <w:r>
+              <w:t>Liens</w:t>
+            </w:r>
+          </w:p>
+        </w:tc>
+        <w:tc>
+          <w:tcPr>
+            <w:tcW w:w="2050" w:type="dxa"/>
+          </w:tcPr>
+          <w:p>
+            <w:r>
+              <w:t>Description de la source</w:t>
+            </w:r>
+          </w:p>
+        </w:tc>
+      </w:tr>
+      <w:tr>
+        <w:tc>
+          <w:tcPr>
+            <w:tcW w:w="2174" w:type="dxa"/>
+          </w:tcPr>
+          <w:p>
+            <w:r>
+              <w:t>Arm dévoile sa puce AGI pour l'IA agentique</w:t>
+            </w:r>
+          </w:p>
+          <w:p/>
+        </w:tc>
+        <w:tc>
+          <w:tcPr>
+            <w:tcW w:w="1513" w:type="dxa"/>
+            <w:gridSpan w:val="2"/>
+          </w:tcPr>
+          <w:p>
+            <w:r>
+              <w:t>25/03/2026</w:t>
+            </w:r>
+          </w:p>
+        </w:tc>
+        <w:tc>
+          <w:tcPr>
+            <w:tcW w:w="5037" w:type="dxa"/>
+          </w:tcPr>
+          <w:p>
+            <w:r>
+              <w:t>https://www.lemondeinformatique.fr/actualites/lire-arm-devoile-sa-puce-agi-pour-l-ia-agentique-99729.html</w:t>
+            </w:r>
+          </w:p>
+        </w:tc>
+        <w:tc>
+          <w:tcPr>
+            <w:tcW w:w="2050" w:type="dxa"/>
+          </w:tcPr>
+          <w:p>
+            <w:r>
+              <w:t>cet article montre comment le matériel (puces Arm) évolue spécifiquement pour faire tourner des agents autonomes. Cela prouve que le Cloud de demain est conçu physiquement pour l'IA agentique.</w:t>
+            </w:r>
+          </w:p>
+        </w:tc>
+      </w:tr>
+      <w:tr>
+        <w:tc>
+          <w:tcPr>
+            <w:tcW w:w="2174" w:type="dxa"/>
+          </w:tcPr>
+          <w:p>
+            <w:r>
+              <w:t>Monitoring des agents IA : le défi qui attend tous les RSSI</w:t>
+            </w:r>
+          </w:p>
+          <w:p/>
+        </w:tc>
+        <w:tc>
+          <w:tcPr>
+            <w:tcW w:w="1323" w:type="dxa"/>
+          </w:tcPr>
+          <w:p>
+            <w:r>
+              <w:t>24 Mars 2026</w:t>
+            </w:r>
+          </w:p>
+        </w:tc>
+        <w:tc>
+          <w:tcPr>
+            <w:tcW w:w="5227" w:type="dxa"/>
+            <w:gridSpan w:val="2"/>
+          </w:tcPr>
+          <w:p>
+            <w:r>
+              <w:t>https://www.cio-online.com/actualites/lire-monitoring-des-agents-ia-le-defi-qui-attend-tous-les-rssi-16924.html</w:t>
+            </w:r>
+          </w:p>
+        </w:tc>
+        <w:tc>
+          <w:tcPr>
+            <w:tcW w:w="2050" w:type="dxa"/>
+          </w:tcPr>
+          <w:p>
+            <w:r>
+              <w:t>Cet article fait le pont entre vos deux thèmes. Il explique que laisser des agents agir de manière autonome dans le Cloud pose des problèmes de contrôle et de sécurité. Pour un profil comme le vôtre (orienté Cybersécurité), c'est l'article idéal pour justifier pourquoi la souveraineté et la maîtrise des flux sont indispensables.</w:t>
+            </w:r>
+          </w:p>
+        </w:tc>
+      </w:tr>
+      <w:tr>
+        <w:tc>
+          <w:tcPr>
+            <w:tcW w:w="2174" w:type="dxa"/>
+          </w:tcPr>
+          <w:p>
+            <w:r>
+              <w:t>Le Health Data Hub s'explique sur le choix d'Azure devant l'Assemblée nationale</w:t>
+            </w:r>
+          </w:p>
+          <w:p/>
+        </w:tc>
+        <w:tc>
+          <w:tcPr>
+            <w:tcW w:w="1323" w:type="dxa"/>
+          </w:tcPr>
+          <w:p>
+            <w:r>
+              <w:t>23 Mars 2026</w:t>
+            </w:r>
+          </w:p>
+        </w:tc>
+        <w:tc>
+          <w:tcPr>
+            <w:tcW w:w="5227" w:type="dxa"/>
+            <w:gridSpan w:val="2"/>
+          </w:tcPr>
+          <w:p>
+            <w:r>
+              <w:t>https://www.cio-online.com/actualites/lire-le-health-data-hub-s-explique-sur-le-choix-d-azure-devant-l-assemblee-nationale-16919.html</w:t>
+            </w:r>
+          </w:p>
+        </w:tc>
+        <w:tc>
+          <w:tcPr>
+            <w:tcW w:w="2050" w:type="dxa"/>
+          </w:tcPr>
+          <w:p>
+            <w:r>
+              <w:t xml:space="preserve">Assemblée Nationale – problème structure </w:t>
+            </w:r>
+            <w:r>
+              <w:t>avec les autres cloud européens – azure est fiable</w:t>
+            </w:r>
+          </w:p>
+        </w:tc>
+      </w:tr>
+      <w:tr>
+        <w:tc>
+          <w:tcPr>
+            <w:tcW w:w="2174" w:type="dxa"/>
+          </w:tcPr>
+          <w:p/>
+        </w:tc>
+        <w:tc>
+          <w:tcPr>
+            <w:tcW w:w="1323" w:type="dxa"/>
+          </w:tcPr>
+          <w:p/>
+        </w:tc>
+        <w:tc>
+          <w:tcPr>
+            <w:tcW w:w="5227" w:type="dxa"/>
+            <w:gridSpan w:val="2"/>
+          </w:tcPr>
+          <w:p/>
+        </w:tc>
+        <w:tc>
+          <w:tcPr>
+            <w:tcW w:w="2050" w:type="dxa"/>
+          </w:tcPr>
+          <w:p/>
+        </w:tc>
+      </w:tr>
+    </w:tbl>
     <w:p/>
     <w:sectPr>
       <w:pgSz w:w="11906" w:h="16838"/>

--- a/Source-E5.docx
+++ b/Source-E5.docx
@@ -967,7 +967,7 @@
           </w:tcPr>
           <w:p>
             <w:r>
-              <w:t>Cet article fait le pont entre vos deux thèmes. Il explique que laisser des agents agir de manière autonome dans le Cloud pose des problèmes de contrôle et de sécurité. Pour un profil comme le vôtre (orienté Cybersécurité), c'est l'article idéal pour justifier pourquoi la souveraineté et la maîtrise des flux sont indispensables.</w:t>
+              <w:t>Surveillance en temps réel des agents ia . Agents ia font déjà certaines tâches à la place des employés mais font des erreurs. Les agents IA peuvent échapper au contrôle de l’humain dans leurs fonctionnements.</w:t>
             </w:r>
           </w:p>
         </w:tc>
@@ -1818,6 +1818,7 @@
   <w:style w:type="character" w:default="1" w:styleId="Policepardfaut">
     <w:name w:val="Default Paragraph Font"/>
     <w:uiPriority w:val="1"/>
+    <w:semiHidden/>
     <w:unhideWhenUsed/>
   </w:style>
   <w:style w:type="table" w:default="1" w:styleId="TableauNormal">

--- a/Source-E5.docx
+++ b/Source-E5.docx
@@ -153,7 +153,23 @@
           </w:tcPr>
           <w:p>
             <w:r>
-              <w:t>Grosse entreprise de conseil et d’audit l’article a été écrit pas Stéphane Villard Responsable de Techologie,  Médias , Télécommunication depuis plus de 20 ans</w:t>
+              <w:t xml:space="preserve">Grosse entreprise de conseil et d’audit l’article a été écrit </w:t>
+            </w:r>
+            <w:proofErr w:type="spellStart"/>
+            <w:r>
+              <w:t>pas</w:t>
+            </w:r>
+            <w:proofErr w:type="spellEnd"/>
+            <w:r>
+              <w:t xml:space="preserve"> Stéphane Villard Responsable de </w:t>
+            </w:r>
+            <w:proofErr w:type="spellStart"/>
+            <w:r>
+              <w:t>Techologie</w:t>
+            </w:r>
+            <w:proofErr w:type="spellEnd"/>
+            <w:r>
+              <w:t>,  Médias , Télécommunication depuis plus de 20 ans</w:t>
             </w:r>
           </w:p>
         </w:tc>
@@ -208,7 +224,15 @@
           </w:p>
           <w:p>
             <w:r>
-              <w:t>Même si c’est un étudiant on voit qu’il est conscencieux dans son article car il utilise un vocabulaire assez technique et qu’il met des bouts de codes pour appuyer ces propos et est créateur d’un projet spécifique à l’IA comme on peut le voir dans son portfolio</w:t>
+              <w:t xml:space="preserve">Même si c’est un étudiant on voit qu’il est </w:t>
+            </w:r>
+            <w:proofErr w:type="spellStart"/>
+            <w:r>
+              <w:t>conscencieux</w:t>
+            </w:r>
+            <w:proofErr w:type="spellEnd"/>
+            <w:r>
+              <w:t xml:space="preserve"> dans son article car il utilise un vocabulaire assez technique et qu’il met des bouts de codes pour appuyer ces propos et est créateur d’un projet spécifique à l’IA comme on peut le voir dans son portfolio</w:t>
             </w:r>
           </w:p>
         </w:tc>
@@ -546,7 +570,15 @@
           </w:tcPr>
           <w:p>
             <w:r>
-              <w:t xml:space="preserve">Article du journal ZDNet journal reconnu dans le monde de l’informatique spécialisée uniquement dans l’informatique et </w:t>
+              <w:t xml:space="preserve">Article du journal </w:t>
+            </w:r>
+            <w:proofErr w:type="spellStart"/>
+            <w:r>
+              <w:t>ZDNet</w:t>
+            </w:r>
+            <w:proofErr w:type="spellEnd"/>
+            <w:r>
+              <w:t xml:space="preserve"> journal reconnu dans le monde de l’informatique spécialisée uniquement dans l’informatique et </w:t>
             </w:r>
             <w:r>
               <w:lastRenderedPageBreak/>
@@ -573,7 +605,7 @@
         <w:gridCol w:w="1595"/>
         <w:gridCol w:w="905"/>
         <w:gridCol w:w="5249"/>
-        <w:gridCol w:w="1807"/>
+        <w:gridCol w:w="1667"/>
       </w:tblGrid>
       <w:tr>
         <w:tc>
@@ -670,8 +702,13 @@
               <w:t>L</w:t>
             </w:r>
             <w:r>
-              <w:t>e leader mondial du Cloud Computing</w:t>
-            </w:r>
+              <w:t xml:space="preserve">e leader mondial du Cloud </w:t>
+            </w:r>
+            <w:proofErr w:type="spellStart"/>
+            <w:r>
+              <w:t>Computing</w:t>
+            </w:r>
+            <w:proofErr w:type="spellEnd"/>
           </w:p>
         </w:tc>
       </w:tr>
@@ -755,7 +792,14 @@
               <w:rPr>
                 <w:lang w:val="en-US"/>
               </w:rPr>
-              <w:t>Get started with Serverless AI Chat using LlamaIndex - JavaScript on Azure</w:t>
+              <w:t xml:space="preserve">Get started with Serverless AI Chat using LlamaIndex - </w:t>
+            </w:r>
+            <w:r>
+              <w:rPr>
+                <w:lang w:val="en-US"/>
+              </w:rPr>
+              <w:lastRenderedPageBreak/>
+              <w:t>JavaScript on Azure</w:t>
             </w:r>
           </w:p>
         </w:tc>
@@ -765,6 +809,7 @@
           </w:tcPr>
           <w:p>
             <w:r>
+              <w:lastRenderedPageBreak/>
               <w:t>Mise à jour le 30 j</w:t>
             </w:r>
             <w:r>
@@ -788,14 +833,11 @@
           </w:tcPr>
           <w:p>
             <w:r>
-              <w:t xml:space="preserve">L’article provient de Microsoft Learn, la plateforme de documentation et de formation </w:t>
+              <w:t xml:space="preserve">Parle de Rag un service officiel d’IA sans serveur de Microsoft. Dis comment </w:t>
             </w:r>
             <w:r>
               <w:lastRenderedPageBreak/>
-              <w:t xml:space="preserve">officielle </w:t>
-            </w:r>
-            <w:r>
-              <w:t>de Microsoft l’un des leaders dans le domaine des nouvelles technologies</w:t>
+              <w:t>l’utiliser. En lien avec Azure</w:t>
             </w:r>
           </w:p>
         </w:tc>
@@ -847,7 +889,6 @@
           </w:tcPr>
           <w:p>
             <w:r>
-              <w:lastRenderedPageBreak/>
               <w:t>Titre</w:t>
             </w:r>
           </w:p>
@@ -891,6 +932,7 @@
           </w:tcPr>
           <w:p>
             <w:r>
+              <w:lastRenderedPageBreak/>
               <w:t>Arm dévoile sa puce AGI pour l'IA agentique</w:t>
             </w:r>
           </w:p>
@@ -967,7 +1009,23 @@
           </w:tcPr>
           <w:p>
             <w:r>
-              <w:t>Surveillance en temps réel des agents ia . Agents ia font déjà certaines tâches à la place des employés mais font des erreurs. Les agents IA peuvent échapper au contrôle de l’humain dans leurs fonctionnements.</w:t>
+              <w:t xml:space="preserve">Surveillance en temps réel des agents </w:t>
+            </w:r>
+            <w:proofErr w:type="spellStart"/>
+            <w:r>
+              <w:t>ia</w:t>
+            </w:r>
+            <w:proofErr w:type="spellEnd"/>
+            <w:r>
+              <w:t xml:space="preserve"> . Agents </w:t>
+            </w:r>
+            <w:proofErr w:type="spellStart"/>
+            <w:r>
+              <w:t>ia</w:t>
+            </w:r>
+            <w:proofErr w:type="spellEnd"/>
+            <w:r>
+              <w:t xml:space="preserve"> font déjà certaines tâches à la place des employés mais font des erreurs. Les agents IA peuvent échapper au contrôle de l’humain dans leurs fonctionnements.</w:t>
             </w:r>
           </w:p>
         </w:tc>
